--- a/testakten/rentenrecht-betriebsrente-pensionskasse-kuerzung-wiesbaden/99_arbeitsstand_und_offene_punkte_2026-07-06.docx
+++ b/testakten/rentenrecht-betriebsrente-pensionskasse-kuerzung-wiesbaden/99_arbeitsstand_und_offene_punkte_2026-07-06.docx
@@ -377,7 +377,7 @@
         <w:color w:val="5C6569"/>
         <w:sz w:val="14"/>
       </w:rPr>
-      <w:t>Telefon 0611 33682-0 · Telefax 0611 33682-19 · post@jessen-rentenberatung.example</w:t>
+      <w:t>Telefon 0611 33682-0 · Telefax 0611 33682-19 · post@jessen-rentenberatung.de</w:t>
     </w:r>
   </w:p>
   <w:p>
